--- a/_build/docx/04_Шаблоны_управления_отделом/1_Табель_учета_рабочего_времени.docx
+++ b/_build/docx/04_Шаблоны_управления_отделом/1_Табель_учета_рабочего_времени.docx
@@ -95,6 +95,9 @@
         <w:gridCol w:w="2493"/>
       </w:tblGrid>
       <w:tr>
+        <w:trPr>
+          <w:tblHeader w:val="true"/>
+        </w:trPr>
         <w:tc>
           <w:tcPr>
             <w:tcW w:type="dxa" w:w="2493"/>
@@ -485,6 +488,9 @@
         <w:gridCol w:w="587"/>
       </w:tblGrid>
       <w:tr>
+        <w:trPr>
+          <w:tblHeader w:val="true"/>
+        </w:trPr>
         <w:tc>
           <w:tcPr>
             <w:tcW w:type="dxa" w:w="587"/>
@@ -1261,6 +1267,9 @@
         <w:gridCol w:w="554"/>
       </w:tblGrid>
       <w:tr>
+        <w:trPr>
+          <w:tblHeader w:val="true"/>
+        </w:trPr>
         <w:tc>
           <w:tcPr>
             <w:tcW w:type="dxa" w:w="554"/>
@@ -2065,6 +2074,9 @@
         <w:gridCol w:w="1425"/>
       </w:tblGrid>
       <w:tr>
+        <w:trPr>
+          <w:tblHeader w:val="true"/>
+        </w:trPr>
         <w:tc>
           <w:tcPr>
             <w:tcW w:type="dxa" w:w="1425"/>

--- a/_build/docx/04_Шаблоны_управления_отделом/1_Табель_учета_рабочего_времени.docx
+++ b/_build/docx/04_Шаблоны_управления_отделом/1_Табель_учета_рабочего_времени.docx
@@ -89,10 +89,10 @@
         <w:tblLook w:firstColumn="1" w:firstRow="1" w:lastColumn="0" w:lastRow="0" w:noHBand="0" w:noVBand="1" w:val="04A0"/>
       </w:tblPr>
       <w:tblGrid>
-        <w:gridCol w:w="2493"/>
-        <w:gridCol w:w="2493"/>
-        <w:gridCol w:w="2493"/>
-        <w:gridCol w:w="2493"/>
+        <w:gridCol w:w="2410"/>
+        <w:gridCol w:w="2410"/>
+        <w:gridCol w:w="2410"/>
+        <w:gridCol w:w="2410"/>
       </w:tblGrid>
       <w:tr>
         <w:trPr>
@@ -100,7 +100,7 @@
         </w:trPr>
         <w:tc>
           <w:tcPr>
-            <w:tcW w:type="dxa" w:w="2493"/>
+            <w:tcW w:type="dxa" w:w="2410"/>
           </w:tcPr>
           <w:p>
             <w:r>
@@ -115,7 +115,7 @@
         </w:tc>
         <w:tc>
           <w:tcPr>
-            <w:tcW w:type="dxa" w:w="2493"/>
+            <w:tcW w:type="dxa" w:w="2410"/>
           </w:tcPr>
           <w:p>
             <w:r>
@@ -130,7 +130,7 @@
         </w:tc>
         <w:tc>
           <w:tcPr>
-            <w:tcW w:type="dxa" w:w="2493"/>
+            <w:tcW w:type="dxa" w:w="2410"/>
           </w:tcPr>
           <w:p>
             <w:r>
@@ -145,7 +145,7 @@
         </w:tc>
         <w:tc>
           <w:tcPr>
-            <w:tcW w:type="dxa" w:w="2493"/>
+            <w:tcW w:type="dxa" w:w="2410"/>
           </w:tcPr>
           <w:p>
             <w:r>
@@ -162,7 +162,7 @@
       <w:tr>
         <w:tc>
           <w:tcPr>
-            <w:tcW w:type="dxa" w:w="2493"/>
+            <w:tcW w:type="dxa" w:w="2410"/>
           </w:tcPr>
           <w:p>
             <w:r>
@@ -176,7 +176,7 @@
         </w:tc>
         <w:tc>
           <w:tcPr>
-            <w:tcW w:type="dxa" w:w="2493"/>
+            <w:tcW w:type="dxa" w:w="2410"/>
           </w:tcPr>
           <w:p>
             <w:r>
@@ -190,7 +190,7 @@
         </w:tc>
         <w:tc>
           <w:tcPr>
-            <w:tcW w:type="dxa" w:w="2493"/>
+            <w:tcW w:type="dxa" w:w="2410"/>
           </w:tcPr>
           <w:p>
             <w:r>
@@ -204,7 +204,7 @@
         </w:tc>
         <w:tc>
           <w:tcPr>
-            <w:tcW w:type="dxa" w:w="2493"/>
+            <w:tcW w:type="dxa" w:w="2410"/>
           </w:tcPr>
           <w:p>
             <w:r>
@@ -220,7 +220,7 @@
       <w:tr>
         <w:tc>
           <w:tcPr>
-            <w:tcW w:type="dxa" w:w="2493"/>
+            <w:tcW w:type="dxa" w:w="2410"/>
           </w:tcPr>
           <w:p>
             <w:r>
@@ -234,7 +234,7 @@
         </w:tc>
         <w:tc>
           <w:tcPr>
-            <w:tcW w:type="dxa" w:w="2493"/>
+            <w:tcW w:type="dxa" w:w="2410"/>
           </w:tcPr>
           <w:p>
             <w:r>
@@ -248,7 +248,7 @@
         </w:tc>
         <w:tc>
           <w:tcPr>
-            <w:tcW w:type="dxa" w:w="2493"/>
+            <w:tcW w:type="dxa" w:w="2410"/>
           </w:tcPr>
           <w:p>
             <w:r>
@@ -262,7 +262,7 @@
         </w:tc>
         <w:tc>
           <w:tcPr>
-            <w:tcW w:type="dxa" w:w="2493"/>
+            <w:tcW w:type="dxa" w:w="2410"/>
           </w:tcPr>
           <w:p>
             <w:r>
@@ -278,7 +278,7 @@
       <w:tr>
         <w:tc>
           <w:tcPr>
-            <w:tcW w:type="dxa" w:w="2493"/>
+            <w:tcW w:type="dxa" w:w="2410"/>
           </w:tcPr>
           <w:p>
             <w:r>
@@ -292,7 +292,7 @@
         </w:tc>
         <w:tc>
           <w:tcPr>
-            <w:tcW w:type="dxa" w:w="2493"/>
+            <w:tcW w:type="dxa" w:w="2410"/>
           </w:tcPr>
           <w:p>
             <w:r>
@@ -306,7 +306,7 @@
         </w:tc>
         <w:tc>
           <w:tcPr>
-            <w:tcW w:type="dxa" w:w="2493"/>
+            <w:tcW w:type="dxa" w:w="2410"/>
           </w:tcPr>
           <w:p>
             <w:r>
@@ -320,7 +320,7 @@
         </w:tc>
         <w:tc>
           <w:tcPr>
-            <w:tcW w:type="dxa" w:w="2493"/>
+            <w:tcW w:type="dxa" w:w="2410"/>
           </w:tcPr>
           <w:p>
             <w:r>
@@ -336,7 +336,7 @@
       <w:tr>
         <w:tc>
           <w:tcPr>
-            <w:tcW w:type="dxa" w:w="2493"/>
+            <w:tcW w:type="dxa" w:w="2410"/>
           </w:tcPr>
           <w:p>
             <w:r>
@@ -350,7 +350,7 @@
         </w:tc>
         <w:tc>
           <w:tcPr>
-            <w:tcW w:type="dxa" w:w="2493"/>
+            <w:tcW w:type="dxa" w:w="2410"/>
           </w:tcPr>
           <w:p>
             <w:r>
@@ -364,7 +364,7 @@
         </w:tc>
         <w:tc>
           <w:tcPr>
-            <w:tcW w:type="dxa" w:w="2493"/>
+            <w:tcW w:type="dxa" w:w="2410"/>
           </w:tcPr>
           <w:p>
             <w:r>
@@ -378,7 +378,7 @@
         </w:tc>
         <w:tc>
           <w:tcPr>
-            <w:tcW w:type="dxa" w:w="2493"/>
+            <w:tcW w:type="dxa" w:w="2410"/>
           </w:tcPr>
           <w:p>
             <w:r>
@@ -394,7 +394,7 @@
       <w:tr>
         <w:tc>
           <w:tcPr>
-            <w:tcW w:type="dxa" w:w="2493"/>
+            <w:tcW w:type="dxa" w:w="2410"/>
           </w:tcPr>
           <w:p>
             <w:r>
@@ -408,7 +408,7 @@
         </w:tc>
         <w:tc>
           <w:tcPr>
-            <w:tcW w:type="dxa" w:w="2493"/>
+            <w:tcW w:type="dxa" w:w="2410"/>
           </w:tcPr>
           <w:p>
             <w:r>
@@ -422,7 +422,7 @@
         </w:tc>
         <w:tc>
           <w:tcPr>
-            <w:tcW w:type="dxa" w:w="2493"/>
+            <w:tcW w:type="dxa" w:w="2410"/>
           </w:tcPr>
           <w:p>
             <w:r>
@@ -436,7 +436,7 @@
         </w:tc>
         <w:tc>
           <w:tcPr>
-            <w:tcW w:type="dxa" w:w="2493"/>
+            <w:tcW w:type="dxa" w:w="2410"/>
           </w:tcPr>
           <w:p>
             <w:r>
@@ -469,23 +469,23 @@
         <w:tblLook w:firstColumn="1" w:firstRow="1" w:lastColumn="0" w:lastRow="0" w:noHBand="0" w:noVBand="1" w:val="04A0"/>
       </w:tblPr>
       <w:tblGrid>
-        <w:gridCol w:w="587"/>
-        <w:gridCol w:w="587"/>
-        <w:gridCol w:w="587"/>
-        <w:gridCol w:w="587"/>
-        <w:gridCol w:w="587"/>
-        <w:gridCol w:w="587"/>
-        <w:gridCol w:w="587"/>
-        <w:gridCol w:w="587"/>
-        <w:gridCol w:w="587"/>
-        <w:gridCol w:w="587"/>
-        <w:gridCol w:w="587"/>
-        <w:gridCol w:w="587"/>
-        <w:gridCol w:w="587"/>
-        <w:gridCol w:w="587"/>
-        <w:gridCol w:w="587"/>
-        <w:gridCol w:w="587"/>
-        <w:gridCol w:w="587"/>
+        <w:gridCol w:w="567"/>
+        <w:gridCol w:w="567"/>
+        <w:gridCol w:w="567"/>
+        <w:gridCol w:w="567"/>
+        <w:gridCol w:w="567"/>
+        <w:gridCol w:w="567"/>
+        <w:gridCol w:w="567"/>
+        <w:gridCol w:w="567"/>
+        <w:gridCol w:w="567"/>
+        <w:gridCol w:w="567"/>
+        <w:gridCol w:w="567"/>
+        <w:gridCol w:w="567"/>
+        <w:gridCol w:w="567"/>
+        <w:gridCol w:w="567"/>
+        <w:gridCol w:w="567"/>
+        <w:gridCol w:w="567"/>
+        <w:gridCol w:w="567"/>
       </w:tblGrid>
       <w:tr>
         <w:trPr>
@@ -493,7 +493,7 @@
         </w:trPr>
         <w:tc>
           <w:tcPr>
-            <w:tcW w:type="dxa" w:w="587"/>
+            <w:tcW w:type="dxa" w:w="567"/>
           </w:tcPr>
           <w:p>
             <w:r>
@@ -508,7 +508,7 @@
         </w:tc>
         <w:tc>
           <w:tcPr>
-            <w:tcW w:type="dxa" w:w="587"/>
+            <w:tcW w:type="dxa" w:w="567"/>
           </w:tcPr>
           <w:p>
             <w:r>
@@ -523,7 +523,7 @@
         </w:tc>
         <w:tc>
           <w:tcPr>
-            <w:tcW w:type="dxa" w:w="587"/>
+            <w:tcW w:type="dxa" w:w="567"/>
           </w:tcPr>
           <w:p>
             <w:r>
@@ -538,7 +538,7 @@
         </w:tc>
         <w:tc>
           <w:tcPr>
-            <w:tcW w:type="dxa" w:w="587"/>
+            <w:tcW w:type="dxa" w:w="567"/>
           </w:tcPr>
           <w:p>
             <w:r>
@@ -553,7 +553,7 @@
         </w:tc>
         <w:tc>
           <w:tcPr>
-            <w:tcW w:type="dxa" w:w="587"/>
+            <w:tcW w:type="dxa" w:w="567"/>
           </w:tcPr>
           <w:p>
             <w:r>
@@ -568,7 +568,7 @@
         </w:tc>
         <w:tc>
           <w:tcPr>
-            <w:tcW w:type="dxa" w:w="587"/>
+            <w:tcW w:type="dxa" w:w="567"/>
           </w:tcPr>
           <w:p>
             <w:r>
@@ -583,7 +583,7 @@
         </w:tc>
         <w:tc>
           <w:tcPr>
-            <w:tcW w:type="dxa" w:w="587"/>
+            <w:tcW w:type="dxa" w:w="567"/>
           </w:tcPr>
           <w:p>
             <w:r>
@@ -598,7 +598,7 @@
         </w:tc>
         <w:tc>
           <w:tcPr>
-            <w:tcW w:type="dxa" w:w="587"/>
+            <w:tcW w:type="dxa" w:w="567"/>
           </w:tcPr>
           <w:p>
             <w:r>
@@ -613,7 +613,7 @@
         </w:tc>
         <w:tc>
           <w:tcPr>
-            <w:tcW w:type="dxa" w:w="587"/>
+            <w:tcW w:type="dxa" w:w="567"/>
           </w:tcPr>
           <w:p>
             <w:r>
@@ -628,7 +628,7 @@
         </w:tc>
         <w:tc>
           <w:tcPr>
-            <w:tcW w:type="dxa" w:w="587"/>
+            <w:tcW w:type="dxa" w:w="567"/>
           </w:tcPr>
           <w:p>
             <w:r>
@@ -643,7 +643,7 @@
         </w:tc>
         <w:tc>
           <w:tcPr>
-            <w:tcW w:type="dxa" w:w="587"/>
+            <w:tcW w:type="dxa" w:w="567"/>
           </w:tcPr>
           <w:p>
             <w:r>
@@ -658,7 +658,7 @@
         </w:tc>
         <w:tc>
           <w:tcPr>
-            <w:tcW w:type="dxa" w:w="587"/>
+            <w:tcW w:type="dxa" w:w="567"/>
           </w:tcPr>
           <w:p>
             <w:r>
@@ -673,7 +673,7 @@
         </w:tc>
         <w:tc>
           <w:tcPr>
-            <w:tcW w:type="dxa" w:w="587"/>
+            <w:tcW w:type="dxa" w:w="567"/>
           </w:tcPr>
           <w:p>
             <w:r>
@@ -688,7 +688,7 @@
         </w:tc>
         <w:tc>
           <w:tcPr>
-            <w:tcW w:type="dxa" w:w="587"/>
+            <w:tcW w:type="dxa" w:w="567"/>
           </w:tcPr>
           <w:p>
             <w:r>
@@ -703,7 +703,7 @@
         </w:tc>
         <w:tc>
           <w:tcPr>
-            <w:tcW w:type="dxa" w:w="587"/>
+            <w:tcW w:type="dxa" w:w="567"/>
           </w:tcPr>
           <w:p>
             <w:r>
@@ -718,7 +718,7 @@
         </w:tc>
         <w:tc>
           <w:tcPr>
-            <w:tcW w:type="dxa" w:w="587"/>
+            <w:tcW w:type="dxa" w:w="567"/>
           </w:tcPr>
           <w:p>
             <w:r>
@@ -733,7 +733,7 @@
         </w:tc>
         <w:tc>
           <w:tcPr>
-            <w:tcW w:type="dxa" w:w="587"/>
+            <w:tcW w:type="dxa" w:w="567"/>
           </w:tcPr>
           <w:p>
             <w:r>
@@ -750,7 +750,7 @@
       <w:tr>
         <w:tc>
           <w:tcPr>
-            <w:tcW w:type="dxa" w:w="587"/>
+            <w:tcW w:type="dxa" w:w="567"/>
           </w:tcPr>
           <w:p>
             <w:r>
@@ -764,7 +764,7 @@
         </w:tc>
         <w:tc>
           <w:tcPr>
-            <w:tcW w:type="dxa" w:w="587"/>
+            <w:tcW w:type="dxa" w:w="567"/>
           </w:tcPr>
           <w:p>
             <w:r>
@@ -778,91 +778,91 @@
         </w:tc>
         <w:tc>
           <w:tcPr>
-            <w:tcW w:type="dxa" w:w="587"/>
+            <w:tcW w:type="dxa" w:w="567"/>
           </w:tcPr>
           <w:p/>
         </w:tc>
         <w:tc>
           <w:tcPr>
-            <w:tcW w:type="dxa" w:w="587"/>
+            <w:tcW w:type="dxa" w:w="567"/>
           </w:tcPr>
           <w:p/>
         </w:tc>
         <w:tc>
           <w:tcPr>
-            <w:tcW w:type="dxa" w:w="587"/>
+            <w:tcW w:type="dxa" w:w="567"/>
           </w:tcPr>
           <w:p/>
         </w:tc>
         <w:tc>
           <w:tcPr>
-            <w:tcW w:type="dxa" w:w="587"/>
+            <w:tcW w:type="dxa" w:w="567"/>
           </w:tcPr>
           <w:p/>
         </w:tc>
         <w:tc>
           <w:tcPr>
-            <w:tcW w:type="dxa" w:w="587"/>
+            <w:tcW w:type="dxa" w:w="567"/>
           </w:tcPr>
           <w:p/>
         </w:tc>
         <w:tc>
           <w:tcPr>
-            <w:tcW w:type="dxa" w:w="587"/>
+            <w:tcW w:type="dxa" w:w="567"/>
           </w:tcPr>
           <w:p/>
         </w:tc>
         <w:tc>
           <w:tcPr>
-            <w:tcW w:type="dxa" w:w="587"/>
+            <w:tcW w:type="dxa" w:w="567"/>
           </w:tcPr>
           <w:p/>
         </w:tc>
         <w:tc>
           <w:tcPr>
-            <w:tcW w:type="dxa" w:w="587"/>
+            <w:tcW w:type="dxa" w:w="567"/>
           </w:tcPr>
           <w:p/>
         </w:tc>
         <w:tc>
           <w:tcPr>
-            <w:tcW w:type="dxa" w:w="587"/>
+            <w:tcW w:type="dxa" w:w="567"/>
           </w:tcPr>
           <w:p/>
         </w:tc>
         <w:tc>
           <w:tcPr>
-            <w:tcW w:type="dxa" w:w="587"/>
+            <w:tcW w:type="dxa" w:w="567"/>
           </w:tcPr>
           <w:p/>
         </w:tc>
         <w:tc>
           <w:tcPr>
-            <w:tcW w:type="dxa" w:w="587"/>
+            <w:tcW w:type="dxa" w:w="567"/>
           </w:tcPr>
           <w:p/>
         </w:tc>
         <w:tc>
           <w:tcPr>
-            <w:tcW w:type="dxa" w:w="587"/>
+            <w:tcW w:type="dxa" w:w="567"/>
           </w:tcPr>
           <w:p/>
         </w:tc>
         <w:tc>
           <w:tcPr>
-            <w:tcW w:type="dxa" w:w="587"/>
+            <w:tcW w:type="dxa" w:w="567"/>
           </w:tcPr>
           <w:p/>
         </w:tc>
         <w:tc>
           <w:tcPr>
-            <w:tcW w:type="dxa" w:w="587"/>
+            <w:tcW w:type="dxa" w:w="567"/>
           </w:tcPr>
           <w:p/>
         </w:tc>
         <w:tc>
           <w:tcPr>
-            <w:tcW w:type="dxa" w:w="587"/>
+            <w:tcW w:type="dxa" w:w="567"/>
           </w:tcPr>
           <w:p/>
         </w:tc>
@@ -870,7 +870,7 @@
       <w:tr>
         <w:tc>
           <w:tcPr>
-            <w:tcW w:type="dxa" w:w="587"/>
+            <w:tcW w:type="dxa" w:w="567"/>
           </w:tcPr>
           <w:p>
             <w:r>
@@ -884,7 +884,7 @@
         </w:tc>
         <w:tc>
           <w:tcPr>
-            <w:tcW w:type="dxa" w:w="587"/>
+            <w:tcW w:type="dxa" w:w="567"/>
           </w:tcPr>
           <w:p>
             <w:r>
@@ -898,91 +898,91 @@
         </w:tc>
         <w:tc>
           <w:tcPr>
-            <w:tcW w:type="dxa" w:w="587"/>
+            <w:tcW w:type="dxa" w:w="567"/>
           </w:tcPr>
           <w:p/>
         </w:tc>
         <w:tc>
           <w:tcPr>
-            <w:tcW w:type="dxa" w:w="587"/>
+            <w:tcW w:type="dxa" w:w="567"/>
           </w:tcPr>
           <w:p/>
         </w:tc>
         <w:tc>
           <w:tcPr>
-            <w:tcW w:type="dxa" w:w="587"/>
+            <w:tcW w:type="dxa" w:w="567"/>
           </w:tcPr>
           <w:p/>
         </w:tc>
         <w:tc>
           <w:tcPr>
-            <w:tcW w:type="dxa" w:w="587"/>
+            <w:tcW w:type="dxa" w:w="567"/>
           </w:tcPr>
           <w:p/>
         </w:tc>
         <w:tc>
           <w:tcPr>
-            <w:tcW w:type="dxa" w:w="587"/>
+            <w:tcW w:type="dxa" w:w="567"/>
           </w:tcPr>
           <w:p/>
         </w:tc>
         <w:tc>
           <w:tcPr>
-            <w:tcW w:type="dxa" w:w="587"/>
+            <w:tcW w:type="dxa" w:w="567"/>
           </w:tcPr>
           <w:p/>
         </w:tc>
         <w:tc>
           <w:tcPr>
-            <w:tcW w:type="dxa" w:w="587"/>
+            <w:tcW w:type="dxa" w:w="567"/>
           </w:tcPr>
           <w:p/>
         </w:tc>
         <w:tc>
           <w:tcPr>
-            <w:tcW w:type="dxa" w:w="587"/>
+            <w:tcW w:type="dxa" w:w="567"/>
           </w:tcPr>
           <w:p/>
         </w:tc>
         <w:tc>
           <w:tcPr>
-            <w:tcW w:type="dxa" w:w="587"/>
+            <w:tcW w:type="dxa" w:w="567"/>
           </w:tcPr>
           <w:p/>
         </w:tc>
         <w:tc>
           <w:tcPr>
-            <w:tcW w:type="dxa" w:w="587"/>
+            <w:tcW w:type="dxa" w:w="567"/>
           </w:tcPr>
           <w:p/>
         </w:tc>
         <w:tc>
           <w:tcPr>
-            <w:tcW w:type="dxa" w:w="587"/>
+            <w:tcW w:type="dxa" w:w="567"/>
           </w:tcPr>
           <w:p/>
         </w:tc>
         <w:tc>
           <w:tcPr>
-            <w:tcW w:type="dxa" w:w="587"/>
+            <w:tcW w:type="dxa" w:w="567"/>
           </w:tcPr>
           <w:p/>
         </w:tc>
         <w:tc>
           <w:tcPr>
-            <w:tcW w:type="dxa" w:w="587"/>
+            <w:tcW w:type="dxa" w:w="567"/>
           </w:tcPr>
           <w:p/>
         </w:tc>
         <w:tc>
           <w:tcPr>
-            <w:tcW w:type="dxa" w:w="587"/>
+            <w:tcW w:type="dxa" w:w="567"/>
           </w:tcPr>
           <w:p/>
         </w:tc>
         <w:tc>
           <w:tcPr>
-            <w:tcW w:type="dxa" w:w="587"/>
+            <w:tcW w:type="dxa" w:w="567"/>
           </w:tcPr>
           <w:p/>
         </w:tc>
@@ -990,7 +990,7 @@
       <w:tr>
         <w:tc>
           <w:tcPr>
-            <w:tcW w:type="dxa" w:w="587"/>
+            <w:tcW w:type="dxa" w:w="567"/>
           </w:tcPr>
           <w:p>
             <w:r>
@@ -1004,7 +1004,7 @@
         </w:tc>
         <w:tc>
           <w:tcPr>
-            <w:tcW w:type="dxa" w:w="587"/>
+            <w:tcW w:type="dxa" w:w="567"/>
           </w:tcPr>
           <w:p>
             <w:r>
@@ -1018,91 +1018,91 @@
         </w:tc>
         <w:tc>
           <w:tcPr>
-            <w:tcW w:type="dxa" w:w="587"/>
+            <w:tcW w:type="dxa" w:w="567"/>
           </w:tcPr>
           <w:p/>
         </w:tc>
         <w:tc>
           <w:tcPr>
-            <w:tcW w:type="dxa" w:w="587"/>
+            <w:tcW w:type="dxa" w:w="567"/>
           </w:tcPr>
           <w:p/>
         </w:tc>
         <w:tc>
           <w:tcPr>
-            <w:tcW w:type="dxa" w:w="587"/>
+            <w:tcW w:type="dxa" w:w="567"/>
           </w:tcPr>
           <w:p/>
         </w:tc>
         <w:tc>
           <w:tcPr>
-            <w:tcW w:type="dxa" w:w="587"/>
+            <w:tcW w:type="dxa" w:w="567"/>
           </w:tcPr>
           <w:p/>
         </w:tc>
         <w:tc>
           <w:tcPr>
-            <w:tcW w:type="dxa" w:w="587"/>
+            <w:tcW w:type="dxa" w:w="567"/>
           </w:tcPr>
           <w:p/>
         </w:tc>
         <w:tc>
           <w:tcPr>
-            <w:tcW w:type="dxa" w:w="587"/>
+            <w:tcW w:type="dxa" w:w="567"/>
           </w:tcPr>
           <w:p/>
         </w:tc>
         <w:tc>
           <w:tcPr>
-            <w:tcW w:type="dxa" w:w="587"/>
+            <w:tcW w:type="dxa" w:w="567"/>
           </w:tcPr>
           <w:p/>
         </w:tc>
         <w:tc>
           <w:tcPr>
-            <w:tcW w:type="dxa" w:w="587"/>
+            <w:tcW w:type="dxa" w:w="567"/>
           </w:tcPr>
           <w:p/>
         </w:tc>
         <w:tc>
           <w:tcPr>
-            <w:tcW w:type="dxa" w:w="587"/>
+            <w:tcW w:type="dxa" w:w="567"/>
           </w:tcPr>
           <w:p/>
         </w:tc>
         <w:tc>
           <w:tcPr>
-            <w:tcW w:type="dxa" w:w="587"/>
+            <w:tcW w:type="dxa" w:w="567"/>
           </w:tcPr>
           <w:p/>
         </w:tc>
         <w:tc>
           <w:tcPr>
-            <w:tcW w:type="dxa" w:w="587"/>
+            <w:tcW w:type="dxa" w:w="567"/>
           </w:tcPr>
           <w:p/>
         </w:tc>
         <w:tc>
           <w:tcPr>
-            <w:tcW w:type="dxa" w:w="587"/>
+            <w:tcW w:type="dxa" w:w="567"/>
           </w:tcPr>
           <w:p/>
         </w:tc>
         <w:tc>
           <w:tcPr>
-            <w:tcW w:type="dxa" w:w="587"/>
+            <w:tcW w:type="dxa" w:w="567"/>
           </w:tcPr>
           <w:p/>
         </w:tc>
         <w:tc>
           <w:tcPr>
-            <w:tcW w:type="dxa" w:w="587"/>
+            <w:tcW w:type="dxa" w:w="567"/>
           </w:tcPr>
           <w:p/>
         </w:tc>
         <w:tc>
           <w:tcPr>
-            <w:tcW w:type="dxa" w:w="587"/>
+            <w:tcW w:type="dxa" w:w="567"/>
           </w:tcPr>
           <w:p/>
         </w:tc>
@@ -1110,7 +1110,7 @@
       <w:tr>
         <w:tc>
           <w:tcPr>
-            <w:tcW w:type="dxa" w:w="587"/>
+            <w:tcW w:type="dxa" w:w="567"/>
           </w:tcPr>
           <w:p>
             <w:r>
@@ -1124,7 +1124,7 @@
         </w:tc>
         <w:tc>
           <w:tcPr>
-            <w:tcW w:type="dxa" w:w="587"/>
+            <w:tcW w:type="dxa" w:w="567"/>
           </w:tcPr>
           <w:p>
             <w:r>
@@ -1138,91 +1138,91 @@
         </w:tc>
         <w:tc>
           <w:tcPr>
-            <w:tcW w:type="dxa" w:w="587"/>
+            <w:tcW w:type="dxa" w:w="567"/>
           </w:tcPr>
           <w:p/>
         </w:tc>
         <w:tc>
           <w:tcPr>
-            <w:tcW w:type="dxa" w:w="587"/>
+            <w:tcW w:type="dxa" w:w="567"/>
           </w:tcPr>
           <w:p/>
         </w:tc>
         <w:tc>
           <w:tcPr>
-            <w:tcW w:type="dxa" w:w="587"/>
+            <w:tcW w:type="dxa" w:w="567"/>
           </w:tcPr>
           <w:p/>
         </w:tc>
         <w:tc>
           <w:tcPr>
-            <w:tcW w:type="dxa" w:w="587"/>
+            <w:tcW w:type="dxa" w:w="567"/>
           </w:tcPr>
           <w:p/>
         </w:tc>
         <w:tc>
           <w:tcPr>
-            <w:tcW w:type="dxa" w:w="587"/>
+            <w:tcW w:type="dxa" w:w="567"/>
           </w:tcPr>
           <w:p/>
         </w:tc>
         <w:tc>
           <w:tcPr>
-            <w:tcW w:type="dxa" w:w="587"/>
+            <w:tcW w:type="dxa" w:w="567"/>
           </w:tcPr>
           <w:p/>
         </w:tc>
         <w:tc>
           <w:tcPr>
-            <w:tcW w:type="dxa" w:w="587"/>
+            <w:tcW w:type="dxa" w:w="567"/>
           </w:tcPr>
           <w:p/>
         </w:tc>
         <w:tc>
           <w:tcPr>
-            <w:tcW w:type="dxa" w:w="587"/>
+            <w:tcW w:type="dxa" w:w="567"/>
           </w:tcPr>
           <w:p/>
         </w:tc>
         <w:tc>
           <w:tcPr>
-            <w:tcW w:type="dxa" w:w="587"/>
+            <w:tcW w:type="dxa" w:w="567"/>
           </w:tcPr>
           <w:p/>
         </w:tc>
         <w:tc>
           <w:tcPr>
-            <w:tcW w:type="dxa" w:w="587"/>
+            <w:tcW w:type="dxa" w:w="567"/>
           </w:tcPr>
           <w:p/>
         </w:tc>
         <w:tc>
           <w:tcPr>
-            <w:tcW w:type="dxa" w:w="587"/>
+            <w:tcW w:type="dxa" w:w="567"/>
           </w:tcPr>
           <w:p/>
         </w:tc>
         <w:tc>
           <w:tcPr>
-            <w:tcW w:type="dxa" w:w="587"/>
+            <w:tcW w:type="dxa" w:w="567"/>
           </w:tcPr>
           <w:p/>
         </w:tc>
         <w:tc>
           <w:tcPr>
-            <w:tcW w:type="dxa" w:w="587"/>
+            <w:tcW w:type="dxa" w:w="567"/>
           </w:tcPr>
           <w:p/>
         </w:tc>
         <w:tc>
           <w:tcPr>
-            <w:tcW w:type="dxa" w:w="587"/>
+            <w:tcW w:type="dxa" w:w="567"/>
           </w:tcPr>
           <w:p/>
         </w:tc>
         <w:tc>
           <w:tcPr>
-            <w:tcW w:type="dxa" w:w="587"/>
+            <w:tcW w:type="dxa" w:w="567"/>
           </w:tcPr>
           <w:p/>
         </w:tc>
@@ -1247,24 +1247,24 @@
         <w:tblLook w:firstColumn="1" w:firstRow="1" w:lastColumn="0" w:lastRow="0" w:noHBand="0" w:noVBand="1" w:val="04A0"/>
       </w:tblPr>
       <w:tblGrid>
-        <w:gridCol w:w="554"/>
-        <w:gridCol w:w="554"/>
-        <w:gridCol w:w="554"/>
-        <w:gridCol w:w="554"/>
-        <w:gridCol w:w="554"/>
-        <w:gridCol w:w="554"/>
-        <w:gridCol w:w="554"/>
-        <w:gridCol w:w="554"/>
-        <w:gridCol w:w="554"/>
-        <w:gridCol w:w="554"/>
-        <w:gridCol w:w="554"/>
-        <w:gridCol w:w="554"/>
-        <w:gridCol w:w="554"/>
-        <w:gridCol w:w="554"/>
-        <w:gridCol w:w="554"/>
-        <w:gridCol w:w="554"/>
-        <w:gridCol w:w="554"/>
-        <w:gridCol w:w="554"/>
+        <w:gridCol w:w="535"/>
+        <w:gridCol w:w="535"/>
+        <w:gridCol w:w="535"/>
+        <w:gridCol w:w="535"/>
+        <w:gridCol w:w="535"/>
+        <w:gridCol w:w="535"/>
+        <w:gridCol w:w="535"/>
+        <w:gridCol w:w="535"/>
+        <w:gridCol w:w="535"/>
+        <w:gridCol w:w="535"/>
+        <w:gridCol w:w="535"/>
+        <w:gridCol w:w="535"/>
+        <w:gridCol w:w="535"/>
+        <w:gridCol w:w="535"/>
+        <w:gridCol w:w="535"/>
+        <w:gridCol w:w="535"/>
+        <w:gridCol w:w="535"/>
+        <w:gridCol w:w="535"/>
       </w:tblGrid>
       <w:tr>
         <w:trPr>
@@ -1272,7 +1272,7 @@
         </w:trPr>
         <w:tc>
           <w:tcPr>
-            <w:tcW w:type="dxa" w:w="554"/>
+            <w:tcW w:type="dxa" w:w="535"/>
           </w:tcPr>
           <w:p>
             <w:r>
@@ -1287,7 +1287,7 @@
         </w:tc>
         <w:tc>
           <w:tcPr>
-            <w:tcW w:type="dxa" w:w="554"/>
+            <w:tcW w:type="dxa" w:w="535"/>
           </w:tcPr>
           <w:p>
             <w:r>
@@ -1302,7 +1302,7 @@
         </w:tc>
         <w:tc>
           <w:tcPr>
-            <w:tcW w:type="dxa" w:w="554"/>
+            <w:tcW w:type="dxa" w:w="535"/>
           </w:tcPr>
           <w:p>
             <w:r>
@@ -1317,7 +1317,7 @@
         </w:tc>
         <w:tc>
           <w:tcPr>
-            <w:tcW w:type="dxa" w:w="554"/>
+            <w:tcW w:type="dxa" w:w="535"/>
           </w:tcPr>
           <w:p>
             <w:r>
@@ -1332,7 +1332,7 @@
         </w:tc>
         <w:tc>
           <w:tcPr>
-            <w:tcW w:type="dxa" w:w="554"/>
+            <w:tcW w:type="dxa" w:w="535"/>
           </w:tcPr>
           <w:p>
             <w:r>
@@ -1347,7 +1347,7 @@
         </w:tc>
         <w:tc>
           <w:tcPr>
-            <w:tcW w:type="dxa" w:w="554"/>
+            <w:tcW w:type="dxa" w:w="535"/>
           </w:tcPr>
           <w:p>
             <w:r>
@@ -1362,7 +1362,7 @@
         </w:tc>
         <w:tc>
           <w:tcPr>
-            <w:tcW w:type="dxa" w:w="554"/>
+            <w:tcW w:type="dxa" w:w="535"/>
           </w:tcPr>
           <w:p>
             <w:r>
@@ -1377,7 +1377,7 @@
         </w:tc>
         <w:tc>
           <w:tcPr>
-            <w:tcW w:type="dxa" w:w="554"/>
+            <w:tcW w:type="dxa" w:w="535"/>
           </w:tcPr>
           <w:p>
             <w:r>
@@ -1392,7 +1392,7 @@
         </w:tc>
         <w:tc>
           <w:tcPr>
-            <w:tcW w:type="dxa" w:w="554"/>
+            <w:tcW w:type="dxa" w:w="535"/>
           </w:tcPr>
           <w:p>
             <w:r>
@@ -1407,7 +1407,7 @@
         </w:tc>
         <w:tc>
           <w:tcPr>
-            <w:tcW w:type="dxa" w:w="554"/>
+            <w:tcW w:type="dxa" w:w="535"/>
           </w:tcPr>
           <w:p>
             <w:r>
@@ -1422,7 +1422,7 @@
         </w:tc>
         <w:tc>
           <w:tcPr>
-            <w:tcW w:type="dxa" w:w="554"/>
+            <w:tcW w:type="dxa" w:w="535"/>
           </w:tcPr>
           <w:p>
             <w:r>
@@ -1437,7 +1437,7 @@
         </w:tc>
         <w:tc>
           <w:tcPr>
-            <w:tcW w:type="dxa" w:w="554"/>
+            <w:tcW w:type="dxa" w:w="535"/>
           </w:tcPr>
           <w:p>
             <w:r>
@@ -1452,7 +1452,7 @@
         </w:tc>
         <w:tc>
           <w:tcPr>
-            <w:tcW w:type="dxa" w:w="554"/>
+            <w:tcW w:type="dxa" w:w="535"/>
           </w:tcPr>
           <w:p>
             <w:r>
@@ -1467,7 +1467,7 @@
         </w:tc>
         <w:tc>
           <w:tcPr>
-            <w:tcW w:type="dxa" w:w="554"/>
+            <w:tcW w:type="dxa" w:w="535"/>
           </w:tcPr>
           <w:p>
             <w:r>
@@ -1482,7 +1482,7 @@
         </w:tc>
         <w:tc>
           <w:tcPr>
-            <w:tcW w:type="dxa" w:w="554"/>
+            <w:tcW w:type="dxa" w:w="535"/>
           </w:tcPr>
           <w:p>
             <w:r>
@@ -1497,7 +1497,7 @@
         </w:tc>
         <w:tc>
           <w:tcPr>
-            <w:tcW w:type="dxa" w:w="554"/>
+            <w:tcW w:type="dxa" w:w="535"/>
           </w:tcPr>
           <w:p>
             <w:r>
@@ -1512,7 +1512,7 @@
         </w:tc>
         <w:tc>
           <w:tcPr>
-            <w:tcW w:type="dxa" w:w="554"/>
+            <w:tcW w:type="dxa" w:w="535"/>
           </w:tcPr>
           <w:p>
             <w:r>
@@ -1527,7 +1527,7 @@
         </w:tc>
         <w:tc>
           <w:tcPr>
-            <w:tcW w:type="dxa" w:w="554"/>
+            <w:tcW w:type="dxa" w:w="535"/>
           </w:tcPr>
           <w:p>
             <w:r>
@@ -1544,7 +1544,7 @@
       <w:tr>
         <w:tc>
           <w:tcPr>
-            <w:tcW w:type="dxa" w:w="554"/>
+            <w:tcW w:type="dxa" w:w="535"/>
           </w:tcPr>
           <w:p>
             <w:r>
@@ -1558,7 +1558,7 @@
         </w:tc>
         <w:tc>
           <w:tcPr>
-            <w:tcW w:type="dxa" w:w="554"/>
+            <w:tcW w:type="dxa" w:w="535"/>
           </w:tcPr>
           <w:p>
             <w:r>
@@ -1572,97 +1572,97 @@
         </w:tc>
         <w:tc>
           <w:tcPr>
-            <w:tcW w:type="dxa" w:w="554"/>
+            <w:tcW w:type="dxa" w:w="535"/>
           </w:tcPr>
           <w:p/>
         </w:tc>
         <w:tc>
           <w:tcPr>
-            <w:tcW w:type="dxa" w:w="554"/>
+            <w:tcW w:type="dxa" w:w="535"/>
           </w:tcPr>
           <w:p/>
         </w:tc>
         <w:tc>
           <w:tcPr>
-            <w:tcW w:type="dxa" w:w="554"/>
+            <w:tcW w:type="dxa" w:w="535"/>
           </w:tcPr>
           <w:p/>
         </w:tc>
         <w:tc>
           <w:tcPr>
-            <w:tcW w:type="dxa" w:w="554"/>
+            <w:tcW w:type="dxa" w:w="535"/>
           </w:tcPr>
           <w:p/>
         </w:tc>
         <w:tc>
           <w:tcPr>
-            <w:tcW w:type="dxa" w:w="554"/>
+            <w:tcW w:type="dxa" w:w="535"/>
           </w:tcPr>
           <w:p/>
         </w:tc>
         <w:tc>
           <w:tcPr>
-            <w:tcW w:type="dxa" w:w="554"/>
+            <w:tcW w:type="dxa" w:w="535"/>
           </w:tcPr>
           <w:p/>
         </w:tc>
         <w:tc>
           <w:tcPr>
-            <w:tcW w:type="dxa" w:w="554"/>
+            <w:tcW w:type="dxa" w:w="535"/>
           </w:tcPr>
           <w:p/>
         </w:tc>
         <w:tc>
           <w:tcPr>
-            <w:tcW w:type="dxa" w:w="554"/>
+            <w:tcW w:type="dxa" w:w="535"/>
           </w:tcPr>
           <w:p/>
         </w:tc>
         <w:tc>
           <w:tcPr>
-            <w:tcW w:type="dxa" w:w="554"/>
+            <w:tcW w:type="dxa" w:w="535"/>
           </w:tcPr>
           <w:p/>
         </w:tc>
         <w:tc>
           <w:tcPr>
-            <w:tcW w:type="dxa" w:w="554"/>
+            <w:tcW w:type="dxa" w:w="535"/>
           </w:tcPr>
           <w:p/>
         </w:tc>
         <w:tc>
           <w:tcPr>
-            <w:tcW w:type="dxa" w:w="554"/>
+            <w:tcW w:type="dxa" w:w="535"/>
           </w:tcPr>
           <w:p/>
         </w:tc>
         <w:tc>
           <w:tcPr>
-            <w:tcW w:type="dxa" w:w="554"/>
+            <w:tcW w:type="dxa" w:w="535"/>
           </w:tcPr>
           <w:p/>
         </w:tc>
         <w:tc>
           <w:tcPr>
-            <w:tcW w:type="dxa" w:w="554"/>
+            <w:tcW w:type="dxa" w:w="535"/>
           </w:tcPr>
           <w:p/>
         </w:tc>
         <w:tc>
           <w:tcPr>
-            <w:tcW w:type="dxa" w:w="554"/>
+            <w:tcW w:type="dxa" w:w="535"/>
           </w:tcPr>
           <w:p/>
         </w:tc>
         <w:tc>
           <w:tcPr>
-            <w:tcW w:type="dxa" w:w="554"/>
+            <w:tcW w:type="dxa" w:w="535"/>
           </w:tcPr>
           <w:p/>
         </w:tc>
         <w:tc>
           <w:tcPr>
-            <w:tcW w:type="dxa" w:w="554"/>
+            <w:tcW w:type="dxa" w:w="535"/>
           </w:tcPr>
           <w:p/>
         </w:tc>
@@ -1670,7 +1670,7 @@
       <w:tr>
         <w:tc>
           <w:tcPr>
-            <w:tcW w:type="dxa" w:w="554"/>
+            <w:tcW w:type="dxa" w:w="535"/>
           </w:tcPr>
           <w:p>
             <w:r>
@@ -1684,7 +1684,7 @@
         </w:tc>
         <w:tc>
           <w:tcPr>
-            <w:tcW w:type="dxa" w:w="554"/>
+            <w:tcW w:type="dxa" w:w="535"/>
           </w:tcPr>
           <w:p>
             <w:r>
@@ -1698,97 +1698,97 @@
         </w:tc>
         <w:tc>
           <w:tcPr>
-            <w:tcW w:type="dxa" w:w="554"/>
+            <w:tcW w:type="dxa" w:w="535"/>
           </w:tcPr>
           <w:p/>
         </w:tc>
         <w:tc>
           <w:tcPr>
-            <w:tcW w:type="dxa" w:w="554"/>
+            <w:tcW w:type="dxa" w:w="535"/>
           </w:tcPr>
           <w:p/>
         </w:tc>
         <w:tc>
           <w:tcPr>
-            <w:tcW w:type="dxa" w:w="554"/>
+            <w:tcW w:type="dxa" w:w="535"/>
           </w:tcPr>
           <w:p/>
         </w:tc>
         <w:tc>
           <w:tcPr>
-            <w:tcW w:type="dxa" w:w="554"/>
+            <w:tcW w:type="dxa" w:w="535"/>
           </w:tcPr>
           <w:p/>
         </w:tc>
         <w:tc>
           <w:tcPr>
-            <w:tcW w:type="dxa" w:w="554"/>
+            <w:tcW w:type="dxa" w:w="535"/>
           </w:tcPr>
           <w:p/>
         </w:tc>
         <w:tc>
           <w:tcPr>
-            <w:tcW w:type="dxa" w:w="554"/>
+            <w:tcW w:type="dxa" w:w="535"/>
           </w:tcPr>
           <w:p/>
         </w:tc>
         <w:tc>
           <w:tcPr>
-            <w:tcW w:type="dxa" w:w="554"/>
+            <w:tcW w:type="dxa" w:w="535"/>
           </w:tcPr>
           <w:p/>
         </w:tc>
         <w:tc>
           <w:tcPr>
-            <w:tcW w:type="dxa" w:w="554"/>
+            <w:tcW w:type="dxa" w:w="535"/>
           </w:tcPr>
           <w:p/>
         </w:tc>
         <w:tc>
           <w:tcPr>
-            <w:tcW w:type="dxa" w:w="554"/>
+            <w:tcW w:type="dxa" w:w="535"/>
           </w:tcPr>
           <w:p/>
         </w:tc>
         <w:tc>
           <w:tcPr>
-            <w:tcW w:type="dxa" w:w="554"/>
+            <w:tcW w:type="dxa" w:w="535"/>
           </w:tcPr>
           <w:p/>
         </w:tc>
         <w:tc>
           <w:tcPr>
-            <w:tcW w:type="dxa" w:w="554"/>
+            <w:tcW w:type="dxa" w:w="535"/>
           </w:tcPr>
           <w:p/>
         </w:tc>
         <w:tc>
           <w:tcPr>
-            <w:tcW w:type="dxa" w:w="554"/>
+            <w:tcW w:type="dxa" w:w="535"/>
           </w:tcPr>
           <w:p/>
         </w:tc>
         <w:tc>
           <w:tcPr>
-            <w:tcW w:type="dxa" w:w="554"/>
+            <w:tcW w:type="dxa" w:w="535"/>
           </w:tcPr>
           <w:p/>
         </w:tc>
         <w:tc>
           <w:tcPr>
-            <w:tcW w:type="dxa" w:w="554"/>
+            <w:tcW w:type="dxa" w:w="535"/>
           </w:tcPr>
           <w:p/>
         </w:tc>
         <w:tc>
           <w:tcPr>
-            <w:tcW w:type="dxa" w:w="554"/>
+            <w:tcW w:type="dxa" w:w="535"/>
           </w:tcPr>
           <w:p/>
         </w:tc>
         <w:tc>
           <w:tcPr>
-            <w:tcW w:type="dxa" w:w="554"/>
+            <w:tcW w:type="dxa" w:w="535"/>
           </w:tcPr>
           <w:p/>
         </w:tc>
@@ -1796,7 +1796,7 @@
       <w:tr>
         <w:tc>
           <w:tcPr>
-            <w:tcW w:type="dxa" w:w="554"/>
+            <w:tcW w:type="dxa" w:w="535"/>
           </w:tcPr>
           <w:p>
             <w:r>
@@ -1810,7 +1810,7 @@
         </w:tc>
         <w:tc>
           <w:tcPr>
-            <w:tcW w:type="dxa" w:w="554"/>
+            <w:tcW w:type="dxa" w:w="535"/>
           </w:tcPr>
           <w:p>
             <w:r>
@@ -1824,97 +1824,97 @@
         </w:tc>
         <w:tc>
           <w:tcPr>
-            <w:tcW w:type="dxa" w:w="554"/>
+            <w:tcW w:type="dxa" w:w="535"/>
           </w:tcPr>
           <w:p/>
         </w:tc>
         <w:tc>
           <w:tcPr>
-            <w:tcW w:type="dxa" w:w="554"/>
+            <w:tcW w:type="dxa" w:w="535"/>
           </w:tcPr>
           <w:p/>
         </w:tc>
         <w:tc>
           <w:tcPr>
-            <w:tcW w:type="dxa" w:w="554"/>
+            <w:tcW w:type="dxa" w:w="535"/>
           </w:tcPr>
           <w:p/>
         </w:tc>
         <w:tc>
           <w:tcPr>
-            <w:tcW w:type="dxa" w:w="554"/>
+            <w:tcW w:type="dxa" w:w="535"/>
           </w:tcPr>
           <w:p/>
         </w:tc>
         <w:tc>
           <w:tcPr>
-            <w:tcW w:type="dxa" w:w="554"/>
+            <w:tcW w:type="dxa" w:w="535"/>
           </w:tcPr>
           <w:p/>
         </w:tc>
         <w:tc>
           <w:tcPr>
-            <w:tcW w:type="dxa" w:w="554"/>
+            <w:tcW w:type="dxa" w:w="535"/>
           </w:tcPr>
           <w:p/>
         </w:tc>
         <w:tc>
           <w:tcPr>
-            <w:tcW w:type="dxa" w:w="554"/>
+            <w:tcW w:type="dxa" w:w="535"/>
           </w:tcPr>
           <w:p/>
         </w:tc>
         <w:tc>
           <w:tcPr>
-            <w:tcW w:type="dxa" w:w="554"/>
+            <w:tcW w:type="dxa" w:w="535"/>
           </w:tcPr>
           <w:p/>
         </w:tc>
         <w:tc>
           <w:tcPr>
-            <w:tcW w:type="dxa" w:w="554"/>
+            <w:tcW w:type="dxa" w:w="535"/>
           </w:tcPr>
           <w:p/>
         </w:tc>
         <w:tc>
           <w:tcPr>
-            <w:tcW w:type="dxa" w:w="554"/>
+            <w:tcW w:type="dxa" w:w="535"/>
           </w:tcPr>
           <w:p/>
         </w:tc>
         <w:tc>
           <w:tcPr>
-            <w:tcW w:type="dxa" w:w="554"/>
+            <w:tcW w:type="dxa" w:w="535"/>
           </w:tcPr>
           <w:p/>
         </w:tc>
         <w:tc>
           <w:tcPr>
-            <w:tcW w:type="dxa" w:w="554"/>
+            <w:tcW w:type="dxa" w:w="535"/>
           </w:tcPr>
           <w:p/>
         </w:tc>
         <w:tc>
           <w:tcPr>
-            <w:tcW w:type="dxa" w:w="554"/>
+            <w:tcW w:type="dxa" w:w="535"/>
           </w:tcPr>
           <w:p/>
         </w:tc>
         <w:tc>
           <w:tcPr>
-            <w:tcW w:type="dxa" w:w="554"/>
+            <w:tcW w:type="dxa" w:w="535"/>
           </w:tcPr>
           <w:p/>
         </w:tc>
         <w:tc>
           <w:tcPr>
-            <w:tcW w:type="dxa" w:w="554"/>
+            <w:tcW w:type="dxa" w:w="535"/>
           </w:tcPr>
           <w:p/>
         </w:tc>
         <w:tc>
           <w:tcPr>
-            <w:tcW w:type="dxa" w:w="554"/>
+            <w:tcW w:type="dxa" w:w="535"/>
           </w:tcPr>
           <w:p/>
         </w:tc>
@@ -1922,7 +1922,7 @@
       <w:tr>
         <w:tc>
           <w:tcPr>
-            <w:tcW w:type="dxa" w:w="554"/>
+            <w:tcW w:type="dxa" w:w="535"/>
           </w:tcPr>
           <w:p>
             <w:r>
@@ -1936,7 +1936,7 @@
         </w:tc>
         <w:tc>
           <w:tcPr>
-            <w:tcW w:type="dxa" w:w="554"/>
+            <w:tcW w:type="dxa" w:w="535"/>
           </w:tcPr>
           <w:p>
             <w:r>
@@ -1950,97 +1950,97 @@
         </w:tc>
         <w:tc>
           <w:tcPr>
-            <w:tcW w:type="dxa" w:w="554"/>
+            <w:tcW w:type="dxa" w:w="535"/>
           </w:tcPr>
           <w:p/>
         </w:tc>
         <w:tc>
           <w:tcPr>
-            <w:tcW w:type="dxa" w:w="554"/>
+            <w:tcW w:type="dxa" w:w="535"/>
           </w:tcPr>
           <w:p/>
         </w:tc>
         <w:tc>
           <w:tcPr>
-            <w:tcW w:type="dxa" w:w="554"/>
+            <w:tcW w:type="dxa" w:w="535"/>
           </w:tcPr>
           <w:p/>
         </w:tc>
         <w:tc>
           <w:tcPr>
-            <w:tcW w:type="dxa" w:w="554"/>
+            <w:tcW w:type="dxa" w:w="535"/>
           </w:tcPr>
           <w:p/>
         </w:tc>
         <w:tc>
           <w:tcPr>
-            <w:tcW w:type="dxa" w:w="554"/>
+            <w:tcW w:type="dxa" w:w="535"/>
           </w:tcPr>
           <w:p/>
         </w:tc>
         <w:tc>
           <w:tcPr>
-            <w:tcW w:type="dxa" w:w="554"/>
+            <w:tcW w:type="dxa" w:w="535"/>
           </w:tcPr>
           <w:p/>
         </w:tc>
         <w:tc>
           <w:tcPr>
-            <w:tcW w:type="dxa" w:w="554"/>
+            <w:tcW w:type="dxa" w:w="535"/>
           </w:tcPr>
           <w:p/>
         </w:tc>
         <w:tc>
           <w:tcPr>
-            <w:tcW w:type="dxa" w:w="554"/>
+            <w:tcW w:type="dxa" w:w="535"/>
           </w:tcPr>
           <w:p/>
         </w:tc>
         <w:tc>
           <w:tcPr>
-            <w:tcW w:type="dxa" w:w="554"/>
+            <w:tcW w:type="dxa" w:w="535"/>
           </w:tcPr>
           <w:p/>
         </w:tc>
         <w:tc>
           <w:tcPr>
-            <w:tcW w:type="dxa" w:w="554"/>
+            <w:tcW w:type="dxa" w:w="535"/>
           </w:tcPr>
           <w:p/>
         </w:tc>
         <w:tc>
           <w:tcPr>
-            <w:tcW w:type="dxa" w:w="554"/>
+            <w:tcW w:type="dxa" w:w="535"/>
           </w:tcPr>
           <w:p/>
         </w:tc>
         <w:tc>
           <w:tcPr>
-            <w:tcW w:type="dxa" w:w="554"/>
+            <w:tcW w:type="dxa" w:w="535"/>
           </w:tcPr>
           <w:p/>
         </w:tc>
         <w:tc>
           <w:tcPr>
-            <w:tcW w:type="dxa" w:w="554"/>
+            <w:tcW w:type="dxa" w:w="535"/>
           </w:tcPr>
           <w:p/>
         </w:tc>
         <w:tc>
           <w:tcPr>
-            <w:tcW w:type="dxa" w:w="554"/>
+            <w:tcW w:type="dxa" w:w="535"/>
           </w:tcPr>
           <w:p/>
         </w:tc>
         <w:tc>
           <w:tcPr>
-            <w:tcW w:type="dxa" w:w="554"/>
+            <w:tcW w:type="dxa" w:w="535"/>
           </w:tcPr>
           <w:p/>
         </w:tc>
         <w:tc>
           <w:tcPr>
-            <w:tcW w:type="dxa" w:w="554"/>
+            <w:tcW w:type="dxa" w:w="535"/>
           </w:tcPr>
           <w:p/>
         </w:tc>
@@ -2065,13 +2065,13 @@
         <w:tblLook w:firstColumn="1" w:firstRow="1" w:lastColumn="0" w:lastRow="0" w:noHBand="0" w:noVBand="1" w:val="04A0"/>
       </w:tblPr>
       <w:tblGrid>
-        <w:gridCol w:w="1425"/>
-        <w:gridCol w:w="1425"/>
-        <w:gridCol w:w="1425"/>
-        <w:gridCol w:w="1425"/>
-        <w:gridCol w:w="1425"/>
-        <w:gridCol w:w="1425"/>
-        <w:gridCol w:w="1425"/>
+        <w:gridCol w:w="1377"/>
+        <w:gridCol w:w="1377"/>
+        <w:gridCol w:w="1377"/>
+        <w:gridCol w:w="1377"/>
+        <w:gridCol w:w="1377"/>
+        <w:gridCol w:w="1377"/>
+        <w:gridCol w:w="1377"/>
       </w:tblGrid>
       <w:tr>
         <w:trPr>
@@ -2079,7 +2079,7 @@
         </w:trPr>
         <w:tc>
           <w:tcPr>
-            <w:tcW w:type="dxa" w:w="1425"/>
+            <w:tcW w:type="dxa" w:w="1377"/>
           </w:tcPr>
           <w:p>
             <w:r>
@@ -2094,7 +2094,7 @@
         </w:tc>
         <w:tc>
           <w:tcPr>
-            <w:tcW w:type="dxa" w:w="1425"/>
+            <w:tcW w:type="dxa" w:w="1377"/>
           </w:tcPr>
           <w:p>
             <w:r>
@@ -2109,7 +2109,7 @@
         </w:tc>
         <w:tc>
           <w:tcPr>
-            <w:tcW w:type="dxa" w:w="1425"/>
+            <w:tcW w:type="dxa" w:w="1377"/>
           </w:tcPr>
           <w:p>
             <w:r>
@@ -2124,7 +2124,7 @@
         </w:tc>
         <w:tc>
           <w:tcPr>
-            <w:tcW w:type="dxa" w:w="1425"/>
+            <w:tcW w:type="dxa" w:w="1377"/>
           </w:tcPr>
           <w:p>
             <w:r>
@@ -2139,7 +2139,7 @@
         </w:tc>
         <w:tc>
           <w:tcPr>
-            <w:tcW w:type="dxa" w:w="1425"/>
+            <w:tcW w:type="dxa" w:w="1377"/>
           </w:tcPr>
           <w:p>
             <w:r>
@@ -2154,7 +2154,7 @@
         </w:tc>
         <w:tc>
           <w:tcPr>
-            <w:tcW w:type="dxa" w:w="1425"/>
+            <w:tcW w:type="dxa" w:w="1377"/>
           </w:tcPr>
           <w:p>
             <w:r>
@@ -2169,7 +2169,7 @@
         </w:tc>
         <w:tc>
           <w:tcPr>
-            <w:tcW w:type="dxa" w:w="1425"/>
+            <w:tcW w:type="dxa" w:w="1377"/>
           </w:tcPr>
           <w:p>
             <w:r>
@@ -2186,7 +2186,7 @@
       <w:tr>
         <w:tc>
           <w:tcPr>
-            <w:tcW w:type="dxa" w:w="1425"/>
+            <w:tcW w:type="dxa" w:w="1377"/>
           </w:tcPr>
           <w:p>
             <w:r>
@@ -2200,7 +2200,7 @@
         </w:tc>
         <w:tc>
           <w:tcPr>
-            <w:tcW w:type="dxa" w:w="1425"/>
+            <w:tcW w:type="dxa" w:w="1377"/>
           </w:tcPr>
           <w:p>
             <w:r>
@@ -2214,31 +2214,31 @@
         </w:tc>
         <w:tc>
           <w:tcPr>
-            <w:tcW w:type="dxa" w:w="1425"/>
+            <w:tcW w:type="dxa" w:w="1377"/>
           </w:tcPr>
           <w:p/>
         </w:tc>
         <w:tc>
           <w:tcPr>
-            <w:tcW w:type="dxa" w:w="1425"/>
+            <w:tcW w:type="dxa" w:w="1377"/>
           </w:tcPr>
           <w:p/>
         </w:tc>
         <w:tc>
           <w:tcPr>
-            <w:tcW w:type="dxa" w:w="1425"/>
+            <w:tcW w:type="dxa" w:w="1377"/>
           </w:tcPr>
           <w:p/>
         </w:tc>
         <w:tc>
           <w:tcPr>
-            <w:tcW w:type="dxa" w:w="1425"/>
+            <w:tcW w:type="dxa" w:w="1377"/>
           </w:tcPr>
           <w:p/>
         </w:tc>
         <w:tc>
           <w:tcPr>
-            <w:tcW w:type="dxa" w:w="1425"/>
+            <w:tcW w:type="dxa" w:w="1377"/>
           </w:tcPr>
           <w:p/>
         </w:tc>
@@ -2246,7 +2246,7 @@
       <w:tr>
         <w:tc>
           <w:tcPr>
-            <w:tcW w:type="dxa" w:w="1425"/>
+            <w:tcW w:type="dxa" w:w="1377"/>
           </w:tcPr>
           <w:p>
             <w:r>
@@ -2260,7 +2260,7 @@
         </w:tc>
         <w:tc>
           <w:tcPr>
-            <w:tcW w:type="dxa" w:w="1425"/>
+            <w:tcW w:type="dxa" w:w="1377"/>
           </w:tcPr>
           <w:p>
             <w:r>
@@ -2274,31 +2274,31 @@
         </w:tc>
         <w:tc>
           <w:tcPr>
-            <w:tcW w:type="dxa" w:w="1425"/>
+            <w:tcW w:type="dxa" w:w="1377"/>
           </w:tcPr>
           <w:p/>
         </w:tc>
         <w:tc>
           <w:tcPr>
-            <w:tcW w:type="dxa" w:w="1425"/>
+            <w:tcW w:type="dxa" w:w="1377"/>
           </w:tcPr>
           <w:p/>
         </w:tc>
         <w:tc>
           <w:tcPr>
-            <w:tcW w:type="dxa" w:w="1425"/>
+            <w:tcW w:type="dxa" w:w="1377"/>
           </w:tcPr>
           <w:p/>
         </w:tc>
         <w:tc>
           <w:tcPr>
-            <w:tcW w:type="dxa" w:w="1425"/>
+            <w:tcW w:type="dxa" w:w="1377"/>
           </w:tcPr>
           <w:p/>
         </w:tc>
         <w:tc>
           <w:tcPr>
-            <w:tcW w:type="dxa" w:w="1425"/>
+            <w:tcW w:type="dxa" w:w="1377"/>
           </w:tcPr>
           <w:p/>
         </w:tc>
@@ -2306,7 +2306,7 @@
       <w:tr>
         <w:tc>
           <w:tcPr>
-            <w:tcW w:type="dxa" w:w="1425"/>
+            <w:tcW w:type="dxa" w:w="1377"/>
           </w:tcPr>
           <w:p>
             <w:r>
@@ -2320,7 +2320,7 @@
         </w:tc>
         <w:tc>
           <w:tcPr>
-            <w:tcW w:type="dxa" w:w="1425"/>
+            <w:tcW w:type="dxa" w:w="1377"/>
           </w:tcPr>
           <w:p>
             <w:r>
@@ -2334,31 +2334,31 @@
         </w:tc>
         <w:tc>
           <w:tcPr>
-            <w:tcW w:type="dxa" w:w="1425"/>
+            <w:tcW w:type="dxa" w:w="1377"/>
           </w:tcPr>
           <w:p/>
         </w:tc>
         <w:tc>
           <w:tcPr>
-            <w:tcW w:type="dxa" w:w="1425"/>
+            <w:tcW w:type="dxa" w:w="1377"/>
           </w:tcPr>
           <w:p/>
         </w:tc>
         <w:tc>
           <w:tcPr>
-            <w:tcW w:type="dxa" w:w="1425"/>
+            <w:tcW w:type="dxa" w:w="1377"/>
           </w:tcPr>
           <w:p/>
         </w:tc>
         <w:tc>
           <w:tcPr>
-            <w:tcW w:type="dxa" w:w="1425"/>
+            <w:tcW w:type="dxa" w:w="1377"/>
           </w:tcPr>
           <w:p/>
         </w:tc>
         <w:tc>
           <w:tcPr>
-            <w:tcW w:type="dxa" w:w="1425"/>
+            <w:tcW w:type="dxa" w:w="1377"/>
           </w:tcPr>
           <w:p/>
         </w:tc>
@@ -2366,7 +2366,7 @@
       <w:tr>
         <w:tc>
           <w:tcPr>
-            <w:tcW w:type="dxa" w:w="1425"/>
+            <w:tcW w:type="dxa" w:w="1377"/>
           </w:tcPr>
           <w:p>
             <w:r>
@@ -2380,7 +2380,7 @@
         </w:tc>
         <w:tc>
           <w:tcPr>
-            <w:tcW w:type="dxa" w:w="1425"/>
+            <w:tcW w:type="dxa" w:w="1377"/>
           </w:tcPr>
           <w:p>
             <w:r>
@@ -2394,31 +2394,31 @@
         </w:tc>
         <w:tc>
           <w:tcPr>
-            <w:tcW w:type="dxa" w:w="1425"/>
+            <w:tcW w:type="dxa" w:w="1377"/>
           </w:tcPr>
           <w:p/>
         </w:tc>
         <w:tc>
           <w:tcPr>
-            <w:tcW w:type="dxa" w:w="1425"/>
+            <w:tcW w:type="dxa" w:w="1377"/>
           </w:tcPr>
           <w:p/>
         </w:tc>
         <w:tc>
           <w:tcPr>
-            <w:tcW w:type="dxa" w:w="1425"/>
+            <w:tcW w:type="dxa" w:w="1377"/>
           </w:tcPr>
           <w:p/>
         </w:tc>
         <w:tc>
           <w:tcPr>
-            <w:tcW w:type="dxa" w:w="1425"/>
+            <w:tcW w:type="dxa" w:w="1377"/>
           </w:tcPr>
           <w:p/>
         </w:tc>
         <w:tc>
           <w:tcPr>
-            <w:tcW w:type="dxa" w:w="1425"/>
+            <w:tcW w:type="dxa" w:w="1377"/>
           </w:tcPr>
           <w:p/>
         </w:tc>
@@ -2442,7 +2442,7 @@
       </w:r>
     </w:p>
     <w:sectPr>
-      <w:pgSz w:w="12240" w:h="15840"/>
+      <w:pgSz w:w="11906" w:h="16838"/>
       <w:pgMar w:top="1134" w:right="850" w:bottom="1134" w:left="1417" w:header="720" w:footer="720" w:gutter="0"/>
       <w:cols w:space="720"/>
       <w:docGrid w:linePitch="360"/>
